--- a/state-vignettes/nebraska_highway_report.docx
+++ b/state-vignettes/nebraska_highway_report.docx
@@ -10,12 +10,12 @@
         <w:rPr>
           <w:color w:val="FF5500"/>
         </w:rPr>
-        <w:t>Nebraska Ranks 29th in the Nation in Highway Performance and Cost-Effectiveness</w:t>
+        <w:t>Nebraska Ranks 21st in the Nation in Highway Performance and Cost-Effectiveness</w:t>
       </w:r>
     </w:p>
     <w:p>
       <w:r>
-        <w:t>Nebraska’s highway system ranks 29th in the nation in overall cost-effectiveness and condition.</w:t>
+        <w:t>Nebraska’s highway system ranks 21st in the nation in overall cost-effectiveness and condition.</w:t>
       </w:r>
     </w:p>
     <w:p>
@@ -25,42 +25,42 @@
     </w:p>
     <w:p>
       <w:r>
-        <w:t>In safety and condition categories, Nebraska’s highways rank 7th in urban Interstate pavement condition, 12th in rural Interstate pavement condition, 49th in urban arterial pavement condition, 44th in rural arterial pavement condition, 35th in structurally deficient bridges, 13th in urban fatality rate, and 13th in rural fatality rate.</w:t>
+        <w:t>In safety and condition categories, Nebraska’s highways rank 7th in urban Interstate pavement condition, 23rd in rural Interstate pavement condition, 49th in urban arterial pavement condition, 25th in rural arterial pavement condition, 37th in structurally deficient bridges, 20th in urban fatality rate, and 30th in rural fatality rate.</w:t>
       </w:r>
     </w:p>
     <w:p>
       <w:r>
-        <w:t>Nebraska ranks 23rd out of the 50 states in traffic congestion, and its drivers spend 17.36 hours a year stuck in traffic congestion.</w:t>
+        <w:t>Nebraska ranks 22nd out of the 50 states in traffic congestion, and its drivers spend 19.51 hours a year stuck in traffic congestion.</w:t>
       </w:r>
     </w:p>
     <w:p>
       <w:r>
-        <w:t>In spending and cost-effectiveness, Nebraska ranks 26th in capital and bridge disbursements, which are the costs of building new roads and bridges and widening existing ones. Nebraska ranks 30th in maintenance spending, such as the costs of repaving roads and filling in potholes. Nebraska’s administrative disbursements, including office spending that doesn’t make its way to roads, rank 25th nationwide.</w:t>
+        <w:t>In spending and cost-effectiveness, Nebraska ranks 26th in capital and bridge disbursements, which are the costs of building new roads and bridges and widening existing ones. Nebraska ranks 27th in maintenance spending, such as the costs of repaving roads and filling in potholes. Nebraska’s administrative disbursements, including office spending that doesn’t make its way to roads, rank 25th nationwide.</w:t>
       </w:r>
     </w:p>
     <w:p>
       <w:r>
-        <w:t>Compared to last year, Nebraska has the following notable changes in rankings: Other Fatality Rate worsened by 6 points, from 12 to 18; Rural Other Principal Arterial Pavement Condition worsened by 9 points, from 35 to 44; Rural Fatality Rate improved by 7 points, from 20 to 13; Urbanized Area Congestion worsened by 8 points, from 15 to 23; Urban Fatality Rate improved by 18 points, from 31 to 13; Urban Interstate Pavement Condition improved by 18 points, from 25 to 7.</w:t>
+        <w:t>Compared to last year, Nebraska has the following notable changes in rankings: Overall improved by 8 points, from 29 to 21; Rural Interstate Pavement Condition worsened by 11.0 points, from 12 to 23; Rural Other Principal Arterial Pavement Condition improved by 19 points, from 44 to 25; Rural Fatality Rate worsened by 17 points, from 13 to 30; Urban Fatality Rate worsened by 7 points, from 13 to 20; Other Fatality Rate worsened by 5 points, from 18 to 23.</w:t>
       </w:r>
     </w:p>
     <w:p>
       <w:r>
-        <w:t>Compared to neighboring and nearby states, Nebraska’s overall highway performance is worse than Missouri (9th), Wyoming (20th), and South Dakota (28th); better than Iowa (35th) and Colorado (42nd).</w:t>
+        <w:t>Compared to neighboring and nearby states, Nebraska’s overall highway performance is worse than Missouri (13th) and Wyoming (14th); better than Iowa (34th), South Dakota (27th), and Colorado (45th).</w:t>
       </w:r>
     </w:p>
     <w:p>
       <w:r>
-        <w:t>Comparing its overall performance to similarly populated states, Nebraska ranks better than New Mexico (39th); worse than Idaho (26th).</w:t>
+        <w:t>Comparing its overall performance to similarly populated states, Nebraska ranks better than New Mexico (39th); worse than Idaho (20th).</w:t>
       </w:r>
     </w:p>
     <w:p>
       <w:r>
-        <w:t>Nebraska’s highway system ranks 29th out of 50 states overall this year, compared to 30th last year.</w:t>
+        <w:t>Nebraska’s highway system ranks 21st out of 50 states overall this year, compared to 29th last year.</w:t>
       </w:r>
     </w:p>
     <w:p>
       <w:r>
-        <w:t>“In terms of improving in the road condition and performance categories, Nebraska should focus on reducing Urban Other Principal Arterial Pavement Condition and Rural Other Principal Arterial Pavement Condition. Nebraska’s rank of 49th in Urban Other Principal Arterial Pavement Condition makes it one of the worst in the nation for this safety metric,” said Baruch Feigenbaum, lead author of the 29th Annual Highway Report and senior managing director of transportation policy at Reason Foundation.</w:t>
+        <w:t>“In terms of improving in the road condition and performance categories, Nebraska should focus on reducing Urban Other Principal Arterial Pavement Condition and Structurally Deficient Bridges. Nebraska’s rank of 49th in Urban Other Principal Arterial Pavement Condition makes it one of the worst in the nation for this safety metric,” said Baruch Feigenbaum, lead author of the 30th Annual Highway Report and senior managing director of transportation policy at Reason Foundation.</w:t>
       </w:r>
     </w:p>
     <w:p>
@@ -70,7 +70,7 @@
           <w:color w:val="FF5500"/>
           <w:sz w:val="28"/>
         </w:rPr>
-        <w:t>NEBRASKA’S RANKINGS IN THE 29TH ANNUAL HIGHWAY REPORT</w:t>
+        <w:t>NEBRASKA’S RANKINGS IN THE 30TH ANNUAL HIGHWAY REPORT</w:t>
       </w:r>
     </w:p>
     <w:tbl>
@@ -148,7 +148,7 @@
               <w:rPr>
                 <w:sz w:val="20"/>
               </w:rPr>
-              <w:t>29</w:t>
+              <w:t>21</w:t>
             </w:r>
           </w:p>
         </w:tc>
@@ -212,7 +212,7 @@
               <w:rPr>
                 <w:sz w:val="20"/>
               </w:rPr>
-              <w:t>30</w:t>
+              <w:t>27</w:t>
             </w:r>
           </w:p>
         </w:tc>
@@ -276,7 +276,7 @@
               <w:rPr>
                 <w:sz w:val="20"/>
               </w:rPr>
-              <w:t>16</w:t>
+              <w:t>20</w:t>
             </w:r>
           </w:p>
         </w:tc>
@@ -307,7 +307,7 @@
               <w:rPr>
                 <w:sz w:val="20"/>
               </w:rPr>
-              <w:t>12</w:t>
+              <w:t>23</w:t>
             </w:r>
           </w:p>
         </w:tc>
@@ -340,7 +340,7 @@
               <w:rPr>
                 <w:sz w:val="20"/>
               </w:rPr>
-              <w:t>44</w:t>
+              <w:t>25</w:t>
             </w:r>
           </w:p>
         </w:tc>
@@ -435,7 +435,7 @@
               <w:rPr>
                 <w:sz w:val="20"/>
               </w:rPr>
-              <w:t>23</w:t>
+              <w:t>22</w:t>
             </w:r>
           </w:p>
         </w:tc>
@@ -468,7 +468,7 @@
               <w:rPr>
                 <w:sz w:val="20"/>
               </w:rPr>
-              <w:t>35</w:t>
+              <w:t>37</w:t>
             </w:r>
           </w:p>
         </w:tc>
@@ -499,7 +499,7 @@
               <w:rPr>
                 <w:sz w:val="20"/>
               </w:rPr>
-              <w:t>13</w:t>
+              <w:t>30</w:t>
             </w:r>
           </w:p>
         </w:tc>
@@ -532,7 +532,7 @@
               <w:rPr>
                 <w:sz w:val="20"/>
               </w:rPr>
-              <w:t>13</w:t>
+              <w:t>20</w:t>
             </w:r>
           </w:p>
         </w:tc>
@@ -563,7 +563,7 @@
               <w:rPr>
                 <w:sz w:val="20"/>
               </w:rPr>
-              <w:t>18</w:t>
+              <w:t>23</w:t>
             </w:r>
           </w:p>
         </w:tc>
@@ -572,12 +572,12 @@
     <w:p>
       <w:r>
         <w:br/>
-        <w:t>Reason Foundation’s 29th Annual Highway Report measures the condition and cost- effectiveness of state-controlled highways in 13 categories, including pavement and bridge conditions, traffic fatalities, and spending. In the performance categories, ranking first implies the state has the best or lowest fatality rate and its road pavement is in the best condition. A ranking of 50th in performance categories means the state has the worst fatality rates or pavement conditions. In simplified terms, in the cost-effectiveness categories, a rank of 50 means the state spends more money, and a first-place ranking means the state spends less money than other states in that category.</w:t>
+        <w:t>Reason Foundation’s 30th Annual Highway Report measures the condition and cost-effectiveness of state-controlled highways in 13 categories, including pavement and bridge conditions, traffic fatalities, and spending. In the performance categories, ranking first implies the state has the best or lowest fatality rate and its road pavement is in the best condition. A ranking of 50th in performance categories means the state has the worst fatality rates or pavement conditions. In simplified terms, in the cost-effectiveness categories, a rank of 50 means the state spends more money, and a first-place ranking means the state spends less money than other states in that category.</w:t>
       </w:r>
     </w:p>
     <w:p>
       <w:r>
-        <w:t>The report’s data are primarily information each state directly reported to the Federal Highway Administration for 2023. Better Roads and Bridges provides the deficient bridge data, and INRIX.com provides the traffic congestion data.</w:t>
+        <w:t>The report’s data are primarily information each state directly reported to the Federal Highway Administration for 2024. Better Roads and Bridges provides the deficient bridge data, and INRIX.com provides the traffic congestion data.</w:t>
       </w:r>
     </w:p>
     <w:sectPr>
